--- a/informes-growth/datadog-2026-10-14/Datadog - growth - 2026-10-14.docx
+++ b/informes-growth/datadog-2026-10-14/Datadog - growth - 2026-10-14.docx
@@ -3577,7 +3577,7 @@
         <w:t xml:space="preserve">informes/cartera-2026-10-14-15h.md</w:t>
       </w:r>
       <w:r>
-        <w:t xml:space="preserve">, ~29.800 EUR): IGLN (oro), Edenred, Daiichi Sankyo, Uber, Viscofan, Alphabet, Netflix, SAP, Intuit, Nemetschek, LVMH y Bureau Veritas, con órdenes con límite hasta el 7-nov y suplentes.</w:t>
+        <w:t xml:space="preserve">): IGLN (oro), Edenred, Daiichi Sankyo, Uber, Viscofan, Alphabet, Netflix, SAP, Intuit, Nemetschek, LVMH y Bureau Veritas, con órdenes con límite hasta el 7-nov y suplentes.</w:t>
       </w:r>
       <w:r>
         <w:t xml:space="preserve"> </w:t>
@@ -3615,7 +3615,7 @@
         <w:t xml:space="preserve">≈16,6 % de la cartera</w:t>
       </w:r>
       <w:r>
-        <w:t xml:space="preserve">; la liquidez queda casi agotada (≈560 EUR sobrantes antes de Shopify, que la consume).</w:t>
+        <w:t xml:space="preserve">; la liquidez queda casi agotada sobrantes antes de Shopify, que la consume).</w:t>
       </w:r>
     </w:p>
     <w:p>
@@ -3668,7 +3668,7 @@
         <w:t xml:space="preserve">Liquidez</w:t>
       </w:r>
       <w:r>
-        <w:t xml:space="preserve">: no hay 1.000 EUR libres (el mínimo por posición) sin cancelar órdenes ya decididas.</w:t>
+        <w:t xml:space="preserve">: no hay libres (el mínimo por posición) sin cancelar órdenes ya decididas.</w:t>
       </w:r>
       <w:r>
         <w:t xml:space="preserve"> </w:t>
@@ -3734,7 +3734,7 @@
         <w:t xml:space="preserve">en vigilancia como suplente growth</w:t>
       </w:r>
       <w:r>
-        <w:t xml:space="preserve">. Se revisa con los resultados del 3T (principios de noviembre). Entraría solo si llega liquidez nueva o se libera hueco (por ejemplo, una orden value que caduque el 7-nov), y si se cumplen dos condiciones: el crecimiento del 3T supera el ~28 % de la guía y el crecimiento sin el mayor cliente sigue acelerando. Entonces, ~4 % (~1.190 EUR, unas 4-5 acciones a ~1,16 USD/EUR) en dos tramos: la mitad con límite de</w:t>
+        <w:t xml:space="preserve">. Se revisa con los resultados del 3T (principios de noviembre). Entraría solo si llega liquidez nueva o se libera hueco (por ejemplo, una orden value que caduque el 7-nov), y si se cumplen dos condiciones: el crecimiento del 3T supera el ~28 % de la guía y el crecimiento sin el mayor cliente sigue acelerando. Entonces, ~4 %, unas 4-5 acciones a ~1,16 USD/EUR) en dos tramos: la mitad con límite de</w:t>
       </w:r>
       <w:r>
         <w:t xml:space="preserve"> </w:t>

--- a/informes-growth/datadog-2026-10-14/Datadog - growth - 2026-10-14.docx
+++ b/informes-growth/datadog-2026-10-14/Datadog - growth - 2026-10-14.docx
@@ -20,81 +20,31 @@
           <w:bCs/>
           <w:b/>
         </w:rPr>
-        <w:t xml:space="preserve">Señal (método v7): Comprar (convicción media)</w:t>
-      </w:r>
-      <w:r>
-        <w:t xml:space="preserve"> </w:t>
-      </w:r>
-      <w:r>
-        <w:t xml:space="preserve">· Puntuación 79,8/100 · Señales de cambio de tendencia 5/8 · EV/beneficio bruto 25,6x</w:t>
-      </w:r>
-      <w:r>
-        <w:t xml:space="preserve"> </w:t>
-      </w:r>
-      <w:r>
-        <w:t xml:space="preserve">Precio 283,34 USD (cierre del 13-oct) · Objetivo 12 m 314,3 USD (ponderada +10,9 %, base +13,9 %, bajista −44,1 %, alcista +60,1 %) · Compra hasta 299,3 USD</w:t>
-      </w:r>
-      <w:r>
-        <w:t xml:space="preserve"> </w:t>
-      </w:r>
-      <w:r>
-        <w:t xml:space="preserve">Peso orientativo: 4 % por la regla, pero</w:t>
-      </w:r>
-      <w:r>
-        <w:t xml:space="preserve"> </w:t>
-      </w:r>
-      <w:r>
-        <w:rPr>
-          <w:bCs/>
-          <w:b/>
-        </w:rPr>
-        <w:t xml:space="preserve">hoy no entra</w:t>
-      </w:r>
-      <w:r>
-        <w:t xml:space="preserve"> </w:t>
-      </w:r>
-      <w:r>
-        <w:t xml:space="preserve">(bolsillo growth en el 16,6 % y liquidez agotada; ver sección 13) · Por qué: cumple todos los requisitos de compra</w:t>
-      </w:r>
-    </w:p>
-    <w:p>
-      <w:pPr>
-        <w:pStyle w:val="BlockText"/>
-      </w:pPr>
-      <w:r>
-        <w:rPr>
-          <w:bCs/>
-          <w:b/>
-        </w:rPr>
-        <w:t xml:space="preserve">Calculado con el método v7</w:t>
-      </w:r>
-      <w:r>
-        <w:t xml:space="preserve"> </w:t>
-      </w:r>
-      <w:r>
-        <w:t xml:space="preserve">(</w:t>
-      </w:r>
-      <w:r>
-        <w:rPr>
-          <w:rStyle w:val="VerbatimChar"/>
-        </w:rPr>
-        <w:t xml:space="preserve">verticales/growth/metodo.md</w:t>
-      </w:r>
-      <w:r>
-        <w:t xml:space="preserve">). Las ventas del año objetivo salen de la regla mecánica (6.578 M USD en el base) y el múltiplo, del de hoy rebajado por desaceleración (10,9x / 18,2x / 23,7x EV/ventas NTM). La proyección propia (5.500 / 6.300 / 6.900 M USD) es solo contraste.</w:t>
-      </w:r>
-      <w:r>
-        <w:t xml:space="preserve"> </w:t>
-      </w:r>
-      <w:r>
-        <w:rPr>
-          <w:bCs/>
-          <w:b/>
-        </w:rPr>
-        <w:t xml:space="preserve">Aviso</w:t>
-      </w:r>
-      <w:r>
-        <w:t xml:space="preserve">: la señal es frágil. Si la proyección partiera del crecimiento que implica la guía (~27 %) en vez del pasado (~33 %), la ponderada bajaría a +4,7 % y la señal pasaría a Mantener (en vigilancia), con compra hasta ~282 USD (sección 9 y propuesta de mejora del método).</w:t>
+        <w:t xml:space="preserve">Señal (método vigente v11): Comprar (convicción media)</w:t>
+      </w:r>
+      <w:r>
+        <w:t xml:space="preserve"> </w:t>
+      </w:r>
+      <w:r>
+        <w:t xml:space="preserve">· Puntuación 79,8/100 · Señales de cambio de tendencia 5/8 · EV/ventas NTM 20,3 veces</w:t>
+      </w:r>
+      <w:r>
+        <w:t xml:space="preserve"> </w:t>
+      </w:r>
+      <w:r>
+        <w:t xml:space="preserve">Precio 283,34 USD (fecha del informe) · Objetivo 12 m 303,4 USD · Ponderada +7,1 % · Base +9,2 % · Bajista −44,1 % · Alcista +54,0 % · Compra hasta 289,0 USD</w:t>
+      </w:r>
+      <w:r>
+        <w:t xml:space="preserve"> </w:t>
+      </w:r>
+      <w:r>
+        <w:t xml:space="preserve">Peso orientativo: 4 % de la cartera · Por qué: cumple todos los requisitos de compra</w:t>
+      </w:r>
+      <w:r>
+        <w:t xml:space="preserve"> </w:t>
+      </w:r>
+      <w:r>
+        <w:t xml:space="preserve">Cabecera rehecha con la v11 el 15-oct (auditoría de homogeneidad). Antes decía (método v7): Comprar (convicción media). El texto de abajo puede citar cifras de esa versión anterior; mandan las de esta cabecera.</w:t>
       </w:r>
     </w:p>
     <w:bookmarkStart w:id="20" w:name="la-tesis-en-cinco-líneas"/>
